--- a/docs/files/exports/combined-combined-pricing-module-overview.docx
+++ b/docs/files/exports/combined-combined-pricing-module-overview.docx
@@ -7,7 +7,7 @@
         <w:pStyle w:val="Heading1"/>
       </w:pPr>
       <w:r>
-        <w:t>Combined Web + App Pricing Module Overview</w:t>
+        <w:t>Pricing Module — Complete Overview</w:t>
       </w:r>
     </w:p>
     <w:p>
@@ -17,7 +17,7 @@
     </w:p>
     <w:p>
       <w:r>
-        <w:t>Generated: 2026-07-28 17:02</w:t>
+        <w:t>Generated: 2026-07-28 17:11</w:t>
       </w:r>
     </w:p>
     <w:p>
@@ -30,7 +30,7 @@
     </w:p>
     <w:p>
       <w:r>
-        <w:t>Combined Web + App Pricing Module Overview Consolidated pricing module overview documenting all pricing tiers, methodology, and structure for both website and mobile application engagements. Scope: This document covers b...</w:t>
+        <w:t>Pricing Module — Complete Overview Comprehensive overview of the pricing module system for both Website and Mobile Application projects. Covers architecture, methodology, all parameter categories, and reference costs. Co...</w:t>
       </w:r>
     </w:p>
     <w:sectPr>

--- a/docs/files/exports/combined-combined-pricing-module-overview.docx
+++ b/docs/files/exports/combined-combined-pricing-module-overview.docx
@@ -17,7 +17,7 @@
     </w:p>
     <w:p>
       <w:r>
-        <w:t>Generated: 2026-07-28 17:11</w:t>
+        <w:t>Generated: 2026-07-28 17:33</w:t>
       </w:r>
     </w:p>
     <w:p>

--- a/docs/files/exports/combined-combined-pricing-module-overview.docx
+++ b/docs/files/exports/combined-combined-pricing-module-overview.docx
@@ -17,7 +17,7 @@
     </w:p>
     <w:p>
       <w:r>
-        <w:t>Generated: 2026-07-28 17:33</w:t>
+        <w:t>Generated: 2026-07-28 23:48</w:t>
       </w:r>
     </w:p>
     <w:p>

--- a/docs/files/exports/combined-combined-pricing-module-overview.docx
+++ b/docs/files/exports/combined-combined-pricing-module-overview.docx
@@ -17,7 +17,7 @@
     </w:p>
     <w:p>
       <w:r>
-        <w:t>Generated: 2026-07-28 23:48</w:t>
+        <w:t>Generated: 2026-07-29 12:48</w:t>
       </w:r>
     </w:p>
     <w:p>

--- a/docs/files/exports/combined-combined-pricing-module-overview.docx
+++ b/docs/files/exports/combined-combined-pricing-module-overview.docx
@@ -17,7 +17,7 @@
     </w:p>
     <w:p>
       <w:r>
-        <w:t>Generated: 2026-07-29 12:48</w:t>
+        <w:t>Generated: 2026-07-29 13:16</w:t>
       </w:r>
     </w:p>
     <w:p>

--- a/docs/files/exports/combined-combined-pricing-module-overview.docx
+++ b/docs/files/exports/combined-combined-pricing-module-overview.docx
@@ -17,7 +17,7 @@
     </w:p>
     <w:p>
       <w:r>
-        <w:t>Generated: 2026-07-29 13:16</w:t>
+        <w:t>Generated: 2026-07-29 13:25</w:t>
       </w:r>
     </w:p>
     <w:p>

--- a/docs/files/exports/combined-combined-pricing-module-overview.docx
+++ b/docs/files/exports/combined-combined-pricing-module-overview.docx
@@ -17,7 +17,7 @@
     </w:p>
     <w:p>
       <w:r>
-        <w:t>Generated: 2026-07-29 13:25</w:t>
+        <w:t>Generated: 2026-07-29 13:35</w:t>
       </w:r>
     </w:p>
     <w:p>

--- a/docs/files/exports/combined-combined-pricing-module-overview.docx
+++ b/docs/files/exports/combined-combined-pricing-module-overview.docx
@@ -17,7 +17,7 @@
     </w:p>
     <w:p>
       <w:r>
-        <w:t>Generated: 2026-07-29 13:35</w:t>
+        <w:t>Generated: 2026-07-29 13:38</w:t>
       </w:r>
     </w:p>
     <w:p>

--- a/docs/files/exports/combined-combined-pricing-module-overview.docx
+++ b/docs/files/exports/combined-combined-pricing-module-overview.docx
@@ -17,7 +17,7 @@
     </w:p>
     <w:p>
       <w:r>
-        <w:t>Generated: 2026-07-29 13:38</w:t>
+        <w:t>Generated: 2026-07-29 13:46</w:t>
       </w:r>
     </w:p>
     <w:p>

--- a/docs/files/exports/combined-combined-pricing-module-overview.docx
+++ b/docs/files/exports/combined-combined-pricing-module-overview.docx
@@ -17,7 +17,7 @@
     </w:p>
     <w:p>
       <w:r>
-        <w:t>Generated: 2026-07-29 13:46</w:t>
+        <w:t>Generated: 2026-07-29 14:16</w:t>
       </w:r>
     </w:p>
     <w:p>

--- a/docs/files/exports/combined-combined-pricing-module-overview.docx
+++ b/docs/files/exports/combined-combined-pricing-module-overview.docx
@@ -17,7 +17,7 @@
     </w:p>
     <w:p>
       <w:r>
-        <w:t>Generated: 2026-07-29 14:16</w:t>
+        <w:t>Generated: 2026-07-29 14:37</w:t>
       </w:r>
     </w:p>
     <w:p>

--- a/docs/files/exports/combined-combined-pricing-module-overview.docx
+++ b/docs/files/exports/combined-combined-pricing-module-overview.docx
@@ -17,7 +17,7 @@
     </w:p>
     <w:p>
       <w:r>
-        <w:t>Generated: 2026-07-29 14:37</w:t>
+        <w:t>Generated: 2026-07-29 15:05</w:t>
       </w:r>
     </w:p>
     <w:p>

--- a/docs/files/exports/combined-combined-pricing-module-overview.docx
+++ b/docs/files/exports/combined-combined-pricing-module-overview.docx
@@ -17,7 +17,7 @@
     </w:p>
     <w:p>
       <w:r>
-        <w:t>Generated: 2026-07-29 15:05</w:t>
+        <w:t>Generated: 2026-07-29 15:20</w:t>
       </w:r>
     </w:p>
     <w:p>

--- a/docs/files/exports/combined-combined-pricing-module-overview.docx
+++ b/docs/files/exports/combined-combined-pricing-module-overview.docx
@@ -17,7 +17,7 @@
     </w:p>
     <w:p>
       <w:r>
-        <w:t>Generated: 2026-07-29 15:20</w:t>
+        <w:t>Generated: 2026-07-29 17:01</w:t>
       </w:r>
     </w:p>
     <w:p>

--- a/docs/files/exports/combined-combined-pricing-module-overview.docx
+++ b/docs/files/exports/combined-combined-pricing-module-overview.docx
@@ -17,7 +17,7 @@
     </w:p>
     <w:p>
       <w:r>
-        <w:t>Generated: 2026-07-29 17:01</w:t>
+        <w:t>Generated: 2026-07-29 17:31</w:t>
       </w:r>
     </w:p>
     <w:p>

--- a/docs/files/exports/combined-combined-pricing-module-overview.docx
+++ b/docs/files/exports/combined-combined-pricing-module-overview.docx
@@ -17,7 +17,7 @@
     </w:p>
     <w:p>
       <w:r>
-        <w:t>Generated: 2026-07-29 17:31</w:t>
+        <w:t>Generated: 2026-07-29 21:27</w:t>
       </w:r>
     </w:p>
     <w:p>
